--- a/template_attachment.docx
+++ b/template_attachment.docx
@@ -47,44 +47,44 @@
         <w:t>ภาพถ่ายผู้ถูกจับ และผู้ถูกควบคุม</w:t>
       </w:r>
     </w:p>
-    <w:p>
-      <w:pPr>
-        <w:rPr>
-          <w:rFonts w:ascii="TH SarabunIT๙" w:hAnsi="TH SarabunIT๙" w:cs="TH SarabunIT๙"/>
-          <w:b/>
-          <w:bCs/>
-          <w:sz w:val="32"/>
-          <w:szCs w:val="40"/>
-        </w:rPr>
-      </w:pPr>
-    </w:p>
     <w:tbl>
       <w:tblPr>
         <w:tblStyle w:val="ae"/>
-        <w:tblW w:w="0" w:type="auto"/>
+        <w:tblW w:w="11057" w:type="dxa"/>
+        <w:tblInd w:w="-1281" w:type="dxa"/>
         <w:tblLook w:val="04A0" w:firstRow="1" w:lastRow="0" w:firstColumn="1" w:lastColumn="0" w:noHBand="0" w:noVBand="1"/>
       </w:tblPr>
       <w:tblGrid>
-        <w:gridCol w:w="4530"/>
-        <w:gridCol w:w="4531"/>
+        <w:gridCol w:w="1281"/>
+        <w:gridCol w:w="2542"/>
+        <w:gridCol w:w="1988"/>
+        <w:gridCol w:w="1702"/>
+        <w:gridCol w:w="2829"/>
+        <w:gridCol w:w="715"/>
       </w:tblGrid>
       <w:tr>
+        <w:trPr>
+          <w:gridBefore w:val="1"/>
+          <w:gridAfter w:val="1"/>
+          <w:wBefore w:w="1281" w:type="dxa"/>
+          <w:wAfter w:w="715" w:type="dxa"/>
+        </w:trPr>
         <w:tc>
           <w:tcPr>
             <w:tcW w:w="4530" w:type="dxa"/>
+            <w:gridSpan w:val="2"/>
           </w:tcPr>
           <w:p>
             <w:pPr>
               <w:jc w:val="center"/>
               <w:rPr>
-                <w:rFonts w:ascii="TH SarabunIT๙" w:hAnsi="TH SarabunIT๙" w:cs="TH SarabunIT๙" w:hint="cs"/>
+                <w:rFonts w:ascii="TH SarabunIT๙" w:hAnsi="TH SarabunIT๙" w:cs="TH SarabunIT๙"/>
                 <w:b/>
                 <w:bCs/>
                 <w:sz w:val="32"/>
                 <w:szCs w:val="40"/>
               </w:rPr>
             </w:pPr>
-            <w:proofErr w:type="gramStart"/>
             <w:r>
               <w:rPr>
                 <w:rFonts w:ascii="TH SarabunIT๙" w:hAnsi="TH SarabunIT๙" w:cs="TH SarabunIT๙"/>
@@ -93,59 +93,26 @@
                 <w:sz w:val="32"/>
                 <w:szCs w:val="40"/>
               </w:rPr>
-              <w:t xml:space="preserve">{{ </w:t>
-            </w:r>
-            <w:proofErr w:type="spellStart"/>
-            <w:r>
-              <w:rPr>
-                <w:rFonts w:ascii="TH SarabunIT๙" w:hAnsi="TH SarabunIT๙" w:cs="TH SarabunIT๙"/>
-                <w:b/>
-                <w:bCs/>
-                <w:sz w:val="32"/>
-                <w:szCs w:val="40"/>
-              </w:rPr>
-              <w:t>pic</w:t>
-            </w:r>
-            <w:proofErr w:type="gramEnd"/>
-            <w:r>
-              <w:rPr>
-                <w:rFonts w:ascii="TH SarabunIT๙" w:hAnsi="TH SarabunIT๙" w:cs="TH SarabunIT๙"/>
-                <w:b/>
-                <w:bCs/>
-                <w:sz w:val="32"/>
-                <w:szCs w:val="40"/>
-              </w:rPr>
-              <w:t>_front</w:t>
-            </w:r>
-            <w:proofErr w:type="spellEnd"/>
-            <w:r>
-              <w:rPr>
-                <w:rFonts w:ascii="TH SarabunIT๙" w:hAnsi="TH SarabunIT๙" w:cs="TH SarabunIT๙"/>
-                <w:b/>
-                <w:bCs/>
-                <w:sz w:val="32"/>
-                <w:szCs w:val="40"/>
-              </w:rPr>
-              <w:t xml:space="preserve"> }}</w:t>
+              <w:t>{{ pic_front }}</w:t>
             </w:r>
           </w:p>
         </w:tc>
         <w:tc>
           <w:tcPr>
             <w:tcW w:w="4531" w:type="dxa"/>
+            <w:gridSpan w:val="2"/>
           </w:tcPr>
           <w:p>
             <w:pPr>
               <w:jc w:val="center"/>
               <w:rPr>
-                <w:rFonts w:ascii="TH SarabunIT๙" w:hAnsi="TH SarabunIT๙" w:cs="TH SarabunIT๙" w:hint="cs"/>
+                <w:rFonts w:ascii="TH SarabunIT๙" w:hAnsi="TH SarabunIT๙" w:cs="TH SarabunIT๙"/>
                 <w:b/>
                 <w:bCs/>
                 <w:sz w:val="32"/>
                 <w:szCs w:val="40"/>
               </w:rPr>
             </w:pPr>
-            <w:proofErr w:type="gramStart"/>
             <w:r>
               <w:rPr>
                 <w:rFonts w:ascii="TH SarabunIT๙" w:hAnsi="TH SarabunIT๙" w:cs="TH SarabunIT๙"/>
@@ -154,61 +121,34 @@
                 <w:sz w:val="32"/>
                 <w:szCs w:val="40"/>
               </w:rPr>
-              <w:t xml:space="preserve">{{ </w:t>
-            </w:r>
-            <w:proofErr w:type="spellStart"/>
-            <w:r>
-              <w:rPr>
-                <w:rFonts w:ascii="TH SarabunIT๙" w:hAnsi="TH SarabunIT๙" w:cs="TH SarabunIT๙"/>
-                <w:b/>
-                <w:bCs/>
-                <w:sz w:val="32"/>
-                <w:szCs w:val="40"/>
-              </w:rPr>
-              <w:t>pic</w:t>
-            </w:r>
-            <w:proofErr w:type="gramEnd"/>
-            <w:r>
-              <w:rPr>
-                <w:rFonts w:ascii="TH SarabunIT๙" w:hAnsi="TH SarabunIT๙" w:cs="TH SarabunIT๙"/>
-                <w:b/>
-                <w:bCs/>
-                <w:sz w:val="32"/>
-                <w:szCs w:val="40"/>
-              </w:rPr>
-              <w:t>_left</w:t>
-            </w:r>
-            <w:proofErr w:type="spellEnd"/>
-            <w:r>
-              <w:rPr>
-                <w:rFonts w:ascii="TH SarabunIT๙" w:hAnsi="TH SarabunIT๙" w:cs="TH SarabunIT๙"/>
-                <w:b/>
-                <w:bCs/>
-                <w:sz w:val="32"/>
-                <w:szCs w:val="40"/>
-              </w:rPr>
-              <w:t xml:space="preserve"> }}</w:t>
+              <w:t>{{ pic_left }}</w:t>
             </w:r>
           </w:p>
         </w:tc>
       </w:tr>
       <w:tr>
+        <w:trPr>
+          <w:gridBefore w:val="1"/>
+          <w:gridAfter w:val="1"/>
+          <w:wBefore w:w="1281" w:type="dxa"/>
+          <w:wAfter w:w="715" w:type="dxa"/>
+        </w:trPr>
         <w:tc>
           <w:tcPr>
             <w:tcW w:w="4530" w:type="dxa"/>
+            <w:gridSpan w:val="2"/>
           </w:tcPr>
           <w:p>
             <w:pPr>
               <w:jc w:val="center"/>
               <w:rPr>
-                <w:rFonts w:ascii="TH SarabunIT๙" w:hAnsi="TH SarabunIT๙" w:cs="TH SarabunIT๙" w:hint="cs"/>
+                <w:rFonts w:ascii="TH SarabunIT๙" w:hAnsi="TH SarabunIT๙" w:cs="TH SarabunIT๙"/>
                 <w:b/>
                 <w:bCs/>
                 <w:sz w:val="32"/>
                 <w:szCs w:val="40"/>
               </w:rPr>
             </w:pPr>
-            <w:proofErr w:type="gramStart"/>
             <w:r>
               <w:rPr>
                 <w:rFonts w:ascii="TH SarabunIT๙" w:hAnsi="TH SarabunIT๙" w:cs="TH SarabunIT๙"/>
@@ -217,59 +157,26 @@
                 <w:sz w:val="32"/>
                 <w:szCs w:val="40"/>
               </w:rPr>
-              <w:t xml:space="preserve">{{ </w:t>
-            </w:r>
-            <w:proofErr w:type="spellStart"/>
-            <w:r>
-              <w:rPr>
-                <w:rFonts w:ascii="TH SarabunIT๙" w:hAnsi="TH SarabunIT๙" w:cs="TH SarabunIT๙"/>
-                <w:b/>
-                <w:bCs/>
-                <w:sz w:val="32"/>
-                <w:szCs w:val="40"/>
-              </w:rPr>
-              <w:t>pic</w:t>
-            </w:r>
-            <w:proofErr w:type="gramEnd"/>
-            <w:r>
-              <w:rPr>
-                <w:rFonts w:ascii="TH SarabunIT๙" w:hAnsi="TH SarabunIT๙" w:cs="TH SarabunIT๙"/>
-                <w:b/>
-                <w:bCs/>
-                <w:sz w:val="32"/>
-                <w:szCs w:val="40"/>
-              </w:rPr>
-              <w:t>_right</w:t>
-            </w:r>
-            <w:proofErr w:type="spellEnd"/>
-            <w:r>
-              <w:rPr>
-                <w:rFonts w:ascii="TH SarabunIT๙" w:hAnsi="TH SarabunIT๙" w:cs="TH SarabunIT๙"/>
-                <w:b/>
-                <w:bCs/>
-                <w:sz w:val="32"/>
-                <w:szCs w:val="40"/>
-              </w:rPr>
-              <w:t xml:space="preserve"> }}</w:t>
+              <w:t>{{ pic_right }}</w:t>
             </w:r>
           </w:p>
         </w:tc>
         <w:tc>
           <w:tcPr>
             <w:tcW w:w="4531" w:type="dxa"/>
+            <w:gridSpan w:val="2"/>
           </w:tcPr>
           <w:p>
             <w:pPr>
               <w:jc w:val="center"/>
               <w:rPr>
-                <w:rFonts w:ascii="TH SarabunIT๙" w:hAnsi="TH SarabunIT๙" w:cs="TH SarabunIT๙" w:hint="cs"/>
+                <w:rFonts w:ascii="TH SarabunIT๙" w:hAnsi="TH SarabunIT๙" w:cs="TH SarabunIT๙"/>
                 <w:b/>
                 <w:bCs/>
                 <w:sz w:val="32"/>
                 <w:szCs w:val="40"/>
               </w:rPr>
             </w:pPr>
-            <w:proofErr w:type="gramStart"/>
             <w:r>
               <w:rPr>
                 <w:rFonts w:ascii="TH SarabunIT๙" w:hAnsi="TH SarabunIT๙" w:cs="TH SarabunIT๙"/>
@@ -278,105 +185,26 @@
                 <w:sz w:val="32"/>
                 <w:szCs w:val="40"/>
               </w:rPr>
-              <w:t xml:space="preserve">{{ </w:t>
-            </w:r>
-            <w:proofErr w:type="spellStart"/>
-            <w:r>
-              <w:rPr>
-                <w:rFonts w:ascii="TH SarabunIT๙" w:hAnsi="TH SarabunIT๙" w:cs="TH SarabunIT๙"/>
-                <w:b/>
-                <w:bCs/>
-                <w:sz w:val="32"/>
-                <w:szCs w:val="40"/>
-              </w:rPr>
-              <w:t>pic</w:t>
-            </w:r>
-            <w:proofErr w:type="gramEnd"/>
-            <w:r>
-              <w:rPr>
-                <w:rFonts w:ascii="TH SarabunIT๙" w:hAnsi="TH SarabunIT๙" w:cs="TH SarabunIT๙"/>
-                <w:b/>
-                <w:bCs/>
-                <w:sz w:val="32"/>
-                <w:szCs w:val="40"/>
-              </w:rPr>
-              <w:t>_back</w:t>
-            </w:r>
-            <w:proofErr w:type="spellEnd"/>
-            <w:r>
-              <w:rPr>
-                <w:rFonts w:ascii="TH SarabunIT๙" w:hAnsi="TH SarabunIT๙" w:cs="TH SarabunIT๙"/>
-                <w:b/>
-                <w:bCs/>
-                <w:sz w:val="32"/>
-                <w:szCs w:val="40"/>
-              </w:rPr>
-              <w:t xml:space="preserve"> }}</w:t>
+              <w:t>{{ pic_back }}</w:t>
             </w:r>
           </w:p>
         </w:tc>
       </w:tr>
-    </w:tbl>
-    <w:p>
-      <w:pPr>
-        <w:jc w:val="center"/>
-        <w:rPr>
-          <w:rFonts w:ascii="TH SarabunIT๙" w:hAnsi="TH SarabunIT๙" w:cs="TH SarabunIT๙" w:hint="cs"/>
-          <w:b/>
-          <w:bCs/>
-          <w:sz w:val="32"/>
-          <w:szCs w:val="40"/>
-        </w:rPr>
-      </w:pPr>
-    </w:p>
-    <w:p>
-      <w:pPr>
-        <w:jc w:val="center"/>
-        <w:rPr>
-          <w:rFonts w:ascii="TH SarabunIT๙" w:hAnsi="TH SarabunIT๙" w:cs="TH SarabunIT๙"/>
-          <w:b/>
-          <w:bCs/>
-          <w:sz w:val="32"/>
-          <w:szCs w:val="40"/>
-        </w:rPr>
-      </w:pPr>
-    </w:p>
-    <w:p>
-      <w:pPr>
-        <w:jc w:val="center"/>
-        <w:rPr>
-          <w:rFonts w:ascii="TH SarabunIT๙" w:hAnsi="TH SarabunIT๙" w:cs="TH SarabunIT๙"/>
-          <w:b/>
-          <w:bCs/>
-          <w:sz w:val="32"/>
-          <w:szCs w:val="40"/>
-        </w:rPr>
-      </w:pPr>
-    </w:p>
-    <w:tbl>
-      <w:tblPr>
-        <w:tblStyle w:val="ae"/>
-        <w:tblW w:w="11057" w:type="dxa"/>
-        <w:tblInd w:w="-1276" w:type="dxa"/>
-        <w:tblBorders>
-          <w:top w:val="none" w:sz="0" w:space="0" w:color="auto"/>
-          <w:left w:val="none" w:sz="0" w:space="0" w:color="auto"/>
-          <w:bottom w:val="none" w:sz="0" w:space="0" w:color="auto"/>
-          <w:right w:val="none" w:sz="0" w:space="0" w:color="auto"/>
-          <w:insideH w:val="none" w:sz="0" w:space="0" w:color="auto"/>
-          <w:insideV w:val="none" w:sz="0" w:space="0" w:color="auto"/>
-        </w:tblBorders>
-        <w:tblLook w:val="04A0" w:firstRow="1" w:lastRow="0" w:firstColumn="1" w:lastColumn="0" w:noHBand="0" w:noVBand="1"/>
-      </w:tblPr>
-      <w:tblGrid>
-        <w:gridCol w:w="3823"/>
-        <w:gridCol w:w="3690"/>
-        <w:gridCol w:w="3544"/>
-      </w:tblGrid>
       <w:tr>
+        <w:tblPrEx>
+          <w:tblBorders>
+            <w:top w:val="none" w:sz="0" w:space="0" w:color="auto"/>
+            <w:left w:val="none" w:sz="0" w:space="0" w:color="auto"/>
+            <w:bottom w:val="none" w:sz="0" w:space="0" w:color="auto"/>
+            <w:right w:val="none" w:sz="0" w:space="0" w:color="auto"/>
+            <w:insideH w:val="none" w:sz="0" w:space="0" w:color="auto"/>
+            <w:insideV w:val="none" w:sz="0" w:space="0" w:color="auto"/>
+          </w:tblBorders>
+        </w:tblPrEx>
         <w:tc>
           <w:tcPr>
             <w:tcW w:w="3823" w:type="dxa"/>
+            <w:gridSpan w:val="2"/>
           </w:tcPr>
           <w:p>
             <w:pPr>
@@ -426,41 +254,13 @@
                 <w:szCs w:val="32"/>
               </w:rPr>
             </w:pPr>
-            <w:proofErr w:type="gramStart"/>
             <w:r>
               <w:rPr>
                 <w:rFonts w:ascii="TH SarabunIT๙" w:hAnsi="TH SarabunIT๙" w:cs="TH SarabunIT๙"/>
                 <w:sz w:val="32"/>
                 <w:szCs w:val="32"/>
               </w:rPr>
-              <w:t>( {{ officer</w:t>
-            </w:r>
-            <w:proofErr w:type="gramEnd"/>
-            <w:r>
-              <w:rPr>
-                <w:rFonts w:ascii="TH SarabunIT๙" w:hAnsi="TH SarabunIT๙" w:cs="TH SarabunIT๙"/>
-                <w:sz w:val="32"/>
-                <w:szCs w:val="32"/>
-              </w:rPr>
-              <w:t>_m22_</w:t>
-            </w:r>
-            <w:proofErr w:type="gramStart"/>
-            <w:r>
-              <w:rPr>
-                <w:rFonts w:ascii="TH SarabunIT๙" w:hAnsi="TH SarabunIT๙" w:cs="TH SarabunIT๙"/>
-                <w:sz w:val="32"/>
-                <w:szCs w:val="32"/>
-              </w:rPr>
-              <w:t>name }</w:t>
-            </w:r>
-            <w:proofErr w:type="gramEnd"/>
-            <w:r>
-              <w:rPr>
-                <w:rFonts w:ascii="TH SarabunIT๙" w:hAnsi="TH SarabunIT๙" w:cs="TH SarabunIT๙"/>
-                <w:sz w:val="32"/>
-                <w:szCs w:val="32"/>
-              </w:rPr>
-              <w:t>} )</w:t>
+              <w:t>( {{ officer_m22_name }} )</w:t>
             </w:r>
           </w:p>
           <w:p>
@@ -487,6 +287,7 @@
         <w:tc>
           <w:tcPr>
             <w:tcW w:w="3690" w:type="dxa"/>
+            <w:gridSpan w:val="2"/>
           </w:tcPr>
           <w:p>
             <w:pPr>
@@ -506,34 +307,14 @@
               </w:rPr>
               <w:t xml:space="preserve">ลงชื่อ ........................................................ </w:t>
             </w:r>
-            <w:proofErr w:type="gramStart"/>
             <w:r>
               <w:rPr>
                 <w:rFonts w:ascii="TH SarabunIT๙" w:hAnsi="TH SarabunIT๙" w:cs="TH SarabunIT๙"/>
                 <w:sz w:val="32"/>
                 <w:szCs w:val="32"/>
               </w:rPr>
-              <w:t>( {{ suspect.name</w:t>
+              <w:t>( {{ suspect.name }} )</w:t>
             </w:r>
-            <w:proofErr w:type="gramEnd"/>
-            <w:r>
-              <w:rPr>
-                <w:rFonts w:ascii="TH SarabunIT๙" w:hAnsi="TH SarabunIT๙" w:cs="TH SarabunIT๙"/>
-                <w:sz w:val="32"/>
-                <w:szCs w:val="32"/>
-              </w:rPr>
-              <w:t xml:space="preserve"> }</w:t>
-            </w:r>
-            <w:proofErr w:type="gramStart"/>
-            <w:r>
-              <w:rPr>
-                <w:rFonts w:ascii="TH SarabunIT๙" w:hAnsi="TH SarabunIT๙" w:cs="TH SarabunIT๙"/>
-                <w:sz w:val="32"/>
-                <w:szCs w:val="32"/>
-              </w:rPr>
-              <w:t>} )</w:t>
-            </w:r>
-            <w:proofErr w:type="gramEnd"/>
           </w:p>
           <w:p>
             <w:pPr>
@@ -558,6 +339,7 @@
         <w:tc>
           <w:tcPr>
             <w:tcW w:w="3544" w:type="dxa"/>
+            <w:gridSpan w:val="2"/>
           </w:tcPr>
           <w:p>
             <w:pPr>
@@ -1261,6 +1043,7 @@
   <w:style w:type="character" w:default="1" w:styleId="a0">
     <w:name w:val="Default Paragraph Font"/>
     <w:uiPriority w:val="1"/>
+    <w:semiHidden/>
     <w:unhideWhenUsed/>
   </w:style>
   <w:style w:type="table" w:default="1" w:styleId="a1">

--- a/template_attachment.docx
+++ b/template_attachment.docx
@@ -85,6 +85,7 @@
                 <w:szCs w:val="40"/>
               </w:rPr>
             </w:pPr>
+            <w:proofErr w:type="gramStart"/>
             <w:r>
               <w:rPr>
                 <w:rFonts w:ascii="TH SarabunIT๙" w:hAnsi="TH SarabunIT๙" w:cs="TH SarabunIT๙"/>
@@ -93,7 +94,40 @@
                 <w:sz w:val="32"/>
                 <w:szCs w:val="40"/>
               </w:rPr>
-              <w:t>{{ pic_front }}</w:t>
+              <w:t xml:space="preserve">{{ </w:t>
+            </w:r>
+            <w:proofErr w:type="spellStart"/>
+            <w:r>
+              <w:rPr>
+                <w:rFonts w:ascii="TH SarabunIT๙" w:hAnsi="TH SarabunIT๙" w:cs="TH SarabunIT๙"/>
+                <w:b/>
+                <w:bCs/>
+                <w:sz w:val="32"/>
+                <w:szCs w:val="40"/>
+              </w:rPr>
+              <w:t>pic</w:t>
+            </w:r>
+            <w:proofErr w:type="gramEnd"/>
+            <w:r>
+              <w:rPr>
+                <w:rFonts w:ascii="TH SarabunIT๙" w:hAnsi="TH SarabunIT๙" w:cs="TH SarabunIT๙"/>
+                <w:b/>
+                <w:bCs/>
+                <w:sz w:val="32"/>
+                <w:szCs w:val="40"/>
+              </w:rPr>
+              <w:t>_front</w:t>
+            </w:r>
+            <w:proofErr w:type="spellEnd"/>
+            <w:r>
+              <w:rPr>
+                <w:rFonts w:ascii="TH SarabunIT๙" w:hAnsi="TH SarabunIT๙" w:cs="TH SarabunIT๙"/>
+                <w:b/>
+                <w:bCs/>
+                <w:sz w:val="32"/>
+                <w:szCs w:val="40"/>
+              </w:rPr>
+              <w:t xml:space="preserve"> }}</w:t>
             </w:r>
           </w:p>
         </w:tc>
@@ -113,6 +147,7 @@
                 <w:szCs w:val="40"/>
               </w:rPr>
             </w:pPr>
+            <w:proofErr w:type="gramStart"/>
             <w:r>
               <w:rPr>
                 <w:rFonts w:ascii="TH SarabunIT๙" w:hAnsi="TH SarabunIT๙" w:cs="TH SarabunIT๙"/>
@@ -121,7 +156,40 @@
                 <w:sz w:val="32"/>
                 <w:szCs w:val="40"/>
               </w:rPr>
-              <w:t>{{ pic_left }}</w:t>
+              <w:t xml:space="preserve">{{ </w:t>
+            </w:r>
+            <w:proofErr w:type="spellStart"/>
+            <w:r>
+              <w:rPr>
+                <w:rFonts w:ascii="TH SarabunIT๙" w:hAnsi="TH SarabunIT๙" w:cs="TH SarabunIT๙"/>
+                <w:b/>
+                <w:bCs/>
+                <w:sz w:val="32"/>
+                <w:szCs w:val="40"/>
+              </w:rPr>
+              <w:t>pic</w:t>
+            </w:r>
+            <w:proofErr w:type="gramEnd"/>
+            <w:r>
+              <w:rPr>
+                <w:rFonts w:ascii="TH SarabunIT๙" w:hAnsi="TH SarabunIT๙" w:cs="TH SarabunIT๙"/>
+                <w:b/>
+                <w:bCs/>
+                <w:sz w:val="32"/>
+                <w:szCs w:val="40"/>
+              </w:rPr>
+              <w:t>_left</w:t>
+            </w:r>
+            <w:proofErr w:type="spellEnd"/>
+            <w:r>
+              <w:rPr>
+                <w:rFonts w:ascii="TH SarabunIT๙" w:hAnsi="TH SarabunIT๙" w:cs="TH SarabunIT๙"/>
+                <w:b/>
+                <w:bCs/>
+                <w:sz w:val="32"/>
+                <w:szCs w:val="40"/>
+              </w:rPr>
+              <w:t xml:space="preserve"> }}</w:t>
             </w:r>
           </w:p>
         </w:tc>
@@ -149,6 +217,7 @@
                 <w:szCs w:val="40"/>
               </w:rPr>
             </w:pPr>
+            <w:proofErr w:type="gramStart"/>
             <w:r>
               <w:rPr>
                 <w:rFonts w:ascii="TH SarabunIT๙" w:hAnsi="TH SarabunIT๙" w:cs="TH SarabunIT๙"/>
@@ -157,7 +226,40 @@
                 <w:sz w:val="32"/>
                 <w:szCs w:val="40"/>
               </w:rPr>
-              <w:t>{{ pic_right }}</w:t>
+              <w:t xml:space="preserve">{{ </w:t>
+            </w:r>
+            <w:proofErr w:type="spellStart"/>
+            <w:r>
+              <w:rPr>
+                <w:rFonts w:ascii="TH SarabunIT๙" w:hAnsi="TH SarabunIT๙" w:cs="TH SarabunIT๙"/>
+                <w:b/>
+                <w:bCs/>
+                <w:sz w:val="32"/>
+                <w:szCs w:val="40"/>
+              </w:rPr>
+              <w:t>pic</w:t>
+            </w:r>
+            <w:proofErr w:type="gramEnd"/>
+            <w:r>
+              <w:rPr>
+                <w:rFonts w:ascii="TH SarabunIT๙" w:hAnsi="TH SarabunIT๙" w:cs="TH SarabunIT๙"/>
+                <w:b/>
+                <w:bCs/>
+                <w:sz w:val="32"/>
+                <w:szCs w:val="40"/>
+              </w:rPr>
+              <w:t>_right</w:t>
+            </w:r>
+            <w:proofErr w:type="spellEnd"/>
+            <w:r>
+              <w:rPr>
+                <w:rFonts w:ascii="TH SarabunIT๙" w:hAnsi="TH SarabunIT๙" w:cs="TH SarabunIT๙"/>
+                <w:b/>
+                <w:bCs/>
+                <w:sz w:val="32"/>
+                <w:szCs w:val="40"/>
+              </w:rPr>
+              <w:t xml:space="preserve"> }}</w:t>
             </w:r>
           </w:p>
         </w:tc>
@@ -177,6 +279,7 @@
                 <w:szCs w:val="40"/>
               </w:rPr>
             </w:pPr>
+            <w:proofErr w:type="gramStart"/>
             <w:r>
               <w:rPr>
                 <w:rFonts w:ascii="TH SarabunIT๙" w:hAnsi="TH SarabunIT๙" w:cs="TH SarabunIT๙"/>
@@ -185,7 +288,40 @@
                 <w:sz w:val="32"/>
                 <w:szCs w:val="40"/>
               </w:rPr>
-              <w:t>{{ pic_back }}</w:t>
+              <w:t xml:space="preserve">{{ </w:t>
+            </w:r>
+            <w:proofErr w:type="spellStart"/>
+            <w:r>
+              <w:rPr>
+                <w:rFonts w:ascii="TH SarabunIT๙" w:hAnsi="TH SarabunIT๙" w:cs="TH SarabunIT๙"/>
+                <w:b/>
+                <w:bCs/>
+                <w:sz w:val="32"/>
+                <w:szCs w:val="40"/>
+              </w:rPr>
+              <w:t>pic</w:t>
+            </w:r>
+            <w:proofErr w:type="gramEnd"/>
+            <w:r>
+              <w:rPr>
+                <w:rFonts w:ascii="TH SarabunIT๙" w:hAnsi="TH SarabunIT๙" w:cs="TH SarabunIT๙"/>
+                <w:b/>
+                <w:bCs/>
+                <w:sz w:val="32"/>
+                <w:szCs w:val="40"/>
+              </w:rPr>
+              <w:t>_back</w:t>
+            </w:r>
+            <w:proofErr w:type="spellEnd"/>
+            <w:r>
+              <w:rPr>
+                <w:rFonts w:ascii="TH SarabunIT๙" w:hAnsi="TH SarabunIT๙" w:cs="TH SarabunIT๙"/>
+                <w:b/>
+                <w:bCs/>
+                <w:sz w:val="32"/>
+                <w:szCs w:val="40"/>
+              </w:rPr>
+              <w:t xml:space="preserve"> }}</w:t>
             </w:r>
           </w:p>
         </w:tc>
@@ -216,72 +352,18 @@
                 <w:szCs w:val="32"/>
               </w:rPr>
             </w:pPr>
-            <w:r>
-              <w:rPr>
-                <w:rFonts w:ascii="TH SarabunIT๙" w:hAnsi="TH SarabunIT๙" w:cs="TH SarabunIT๙"/>
-                <w:sz w:val="32"/>
-                <w:szCs w:val="32"/>
-                <w:cs/>
-              </w:rPr>
-              <w:t>ลงชื่อ .......................................</w:t>
-            </w:r>
-            <w:r>
-              <w:rPr>
-                <w:rFonts w:ascii="TH SarabunIT๙" w:hAnsi="TH SarabunIT๙" w:cs="TH SarabunIT๙" w:hint="cs"/>
-                <w:sz w:val="32"/>
-                <w:szCs w:val="32"/>
-                <w:cs/>
-              </w:rPr>
-              <w:t>.............</w:t>
-            </w:r>
-            <w:r>
-              <w:rPr>
-                <w:rFonts w:ascii="TH SarabunIT๙" w:hAnsi="TH SarabunIT๙" w:cs="TH SarabunIT๙"/>
-                <w:sz w:val="32"/>
-                <w:szCs w:val="32"/>
-                <w:cs/>
-              </w:rPr>
-              <w:t xml:space="preserve"> </w:t>
-            </w:r>
           </w:p>
           <w:p>
             <w:pPr>
               <w:ind w:left="-106" w:firstLine="106"/>
               <w:jc w:val="center"/>
               <w:rPr>
-                <w:rFonts w:ascii="TH SarabunIT๙" w:hAnsi="TH SarabunIT๙" w:cs="TH SarabunIT๙"/>
-                <w:sz w:val="32"/>
-                <w:szCs w:val="32"/>
+                <w:rFonts w:ascii="TH SarabunIT๙" w:hAnsi="TH SarabunIT๙" w:cs="TH SarabunIT๙" w:hint="cs"/>
+                <w:sz w:val="32"/>
+                <w:szCs w:val="32"/>
+                <w:cs/>
               </w:rPr>
             </w:pPr>
-            <w:r>
-              <w:rPr>
-                <w:rFonts w:ascii="TH SarabunIT๙" w:hAnsi="TH SarabunIT๙" w:cs="TH SarabunIT๙"/>
-                <w:sz w:val="32"/>
-                <w:szCs w:val="32"/>
-              </w:rPr>
-              <w:t>( {{ officer_m22_name }} )</w:t>
-            </w:r>
-          </w:p>
-          <w:p>
-            <w:pPr>
-              <w:ind w:left="-106" w:firstLine="106"/>
-              <w:jc w:val="center"/>
-              <w:rPr>
-                <w:rFonts w:ascii="TH SarabunIT๙" w:hAnsi="TH SarabunIT๙" w:cs="TH SarabunIT๙"/>
-                <w:sz w:val="32"/>
-                <w:szCs w:val="32"/>
-              </w:rPr>
-            </w:pPr>
-            <w:r>
-              <w:rPr>
-                <w:rFonts w:ascii="TH SarabunIT๙" w:hAnsi="TH SarabunIT๙" w:cs="TH SarabunIT๙"/>
-                <w:sz w:val="32"/>
-                <w:szCs w:val="32"/>
-                <w:cs/>
-              </w:rPr>
-              <w:t>ผู้ทำบันทึก</w:t>
-            </w:r>
           </w:p>
         </w:tc>
         <w:tc>
@@ -296,25 +378,202 @@
                 <w:rFonts w:ascii="TH SarabunIT๙" w:hAnsi="TH SarabunIT๙" w:cs="TH SarabunIT๙"/>
                 <w:sz w:val="32"/>
                 <w:szCs w:val="32"/>
+                <w:cs/>
               </w:rPr>
             </w:pPr>
-            <w:r>
+          </w:p>
+        </w:tc>
+        <w:tc>
+          <w:tcPr>
+            <w:tcW w:w="3544" w:type="dxa"/>
+            <w:gridSpan w:val="2"/>
+          </w:tcPr>
+          <w:p>
+            <w:pPr>
+              <w:jc w:val="center"/>
               <w:rPr>
                 <w:rFonts w:ascii="TH SarabunIT๙" w:hAnsi="TH SarabunIT๙" w:cs="TH SarabunIT๙"/>
                 <w:sz w:val="32"/>
                 <w:szCs w:val="32"/>
                 <w:cs/>
               </w:rPr>
+            </w:pPr>
+          </w:p>
+        </w:tc>
+      </w:tr>
+      <w:tr>
+        <w:tblPrEx>
+          <w:tblBorders>
+            <w:top w:val="none" w:sz="0" w:space="0" w:color="auto"/>
+            <w:left w:val="none" w:sz="0" w:space="0" w:color="auto"/>
+            <w:bottom w:val="none" w:sz="0" w:space="0" w:color="auto"/>
+            <w:right w:val="none" w:sz="0" w:space="0" w:color="auto"/>
+            <w:insideH w:val="none" w:sz="0" w:space="0" w:color="auto"/>
+            <w:insideV w:val="none" w:sz="0" w:space="0" w:color="auto"/>
+          </w:tblBorders>
+        </w:tblPrEx>
+        <w:tc>
+          <w:tcPr>
+            <w:tcW w:w="3823" w:type="dxa"/>
+            <w:gridSpan w:val="2"/>
+          </w:tcPr>
+          <w:p>
+            <w:pPr>
+              <w:ind w:left="-106" w:firstLine="106"/>
+              <w:jc w:val="center"/>
+              <w:rPr>
+                <w:rFonts w:ascii="TH SarabunIT๙" w:hAnsi="TH SarabunIT๙" w:cs="TH SarabunIT๙"/>
+                <w:sz w:val="32"/>
+                <w:szCs w:val="32"/>
+              </w:rPr>
+            </w:pPr>
+            <w:r>
+              <w:rPr>
+                <w:rFonts w:ascii="TH SarabunIT๙" w:hAnsi="TH SarabunIT๙" w:cs="TH SarabunIT๙"/>
+                <w:sz w:val="32"/>
+                <w:szCs w:val="32"/>
+                <w:cs/>
+              </w:rPr>
+              <w:t>ลงชื่อ .......................................</w:t>
+            </w:r>
+            <w:r>
+              <w:rPr>
+                <w:rFonts w:ascii="TH SarabunIT๙" w:hAnsi="TH SarabunIT๙" w:cs="TH SarabunIT๙" w:hint="cs"/>
+                <w:sz w:val="32"/>
+                <w:szCs w:val="32"/>
+                <w:cs/>
+              </w:rPr>
+              <w:t>.............</w:t>
+            </w:r>
+            <w:r>
+              <w:rPr>
+                <w:rFonts w:ascii="TH SarabunIT๙" w:hAnsi="TH SarabunIT๙" w:cs="TH SarabunIT๙"/>
+                <w:sz w:val="32"/>
+                <w:szCs w:val="32"/>
+                <w:cs/>
+              </w:rPr>
+              <w:t xml:space="preserve"> </w:t>
+            </w:r>
+          </w:p>
+          <w:p>
+            <w:pPr>
+              <w:ind w:left="-106" w:firstLine="106"/>
+              <w:jc w:val="center"/>
+              <w:rPr>
+                <w:rFonts w:ascii="TH SarabunIT๙" w:hAnsi="TH SarabunIT๙" w:cs="TH SarabunIT๙"/>
+                <w:sz w:val="32"/>
+                <w:szCs w:val="32"/>
+              </w:rPr>
+            </w:pPr>
+            <w:proofErr w:type="gramStart"/>
+            <w:r>
+              <w:rPr>
+                <w:rFonts w:ascii="TH SarabunIT๙" w:hAnsi="TH SarabunIT๙" w:cs="TH SarabunIT๙"/>
+                <w:sz w:val="32"/>
+                <w:szCs w:val="32"/>
+              </w:rPr>
+              <w:t>( {{ officer</w:t>
+            </w:r>
+            <w:proofErr w:type="gramEnd"/>
+            <w:r>
+              <w:rPr>
+                <w:rFonts w:ascii="TH SarabunIT๙" w:hAnsi="TH SarabunIT๙" w:cs="TH SarabunIT๙"/>
+                <w:sz w:val="32"/>
+                <w:szCs w:val="32"/>
+              </w:rPr>
+              <w:t>_m22_</w:t>
+            </w:r>
+            <w:proofErr w:type="gramStart"/>
+            <w:r>
+              <w:rPr>
+                <w:rFonts w:ascii="TH SarabunIT๙" w:hAnsi="TH SarabunIT๙" w:cs="TH SarabunIT๙"/>
+                <w:sz w:val="32"/>
+                <w:szCs w:val="32"/>
+              </w:rPr>
+              <w:t>name }</w:t>
+            </w:r>
+            <w:proofErr w:type="gramEnd"/>
+            <w:r>
+              <w:rPr>
+                <w:rFonts w:ascii="TH SarabunIT๙" w:hAnsi="TH SarabunIT๙" w:cs="TH SarabunIT๙"/>
+                <w:sz w:val="32"/>
+                <w:szCs w:val="32"/>
+              </w:rPr>
+              <w:t>} )</w:t>
+            </w:r>
+          </w:p>
+          <w:p>
+            <w:pPr>
+              <w:ind w:left="-106" w:firstLine="106"/>
+              <w:jc w:val="center"/>
+              <w:rPr>
+                <w:rFonts w:ascii="TH SarabunIT๙" w:hAnsi="TH SarabunIT๙" w:cs="TH SarabunIT๙"/>
+                <w:sz w:val="32"/>
+                <w:szCs w:val="32"/>
+              </w:rPr>
+            </w:pPr>
+            <w:r>
+              <w:rPr>
+                <w:rFonts w:ascii="TH SarabunIT๙" w:hAnsi="TH SarabunIT๙" w:cs="TH SarabunIT๙"/>
+                <w:sz w:val="32"/>
+                <w:szCs w:val="32"/>
+                <w:cs/>
+              </w:rPr>
+              <w:t>ผู้ทำบันทึก</w:t>
+            </w:r>
+          </w:p>
+        </w:tc>
+        <w:tc>
+          <w:tcPr>
+            <w:tcW w:w="3690" w:type="dxa"/>
+            <w:gridSpan w:val="2"/>
+          </w:tcPr>
+          <w:p>
+            <w:pPr>
+              <w:jc w:val="center"/>
+              <w:rPr>
+                <w:rFonts w:ascii="TH SarabunIT๙" w:hAnsi="TH SarabunIT๙" w:cs="TH SarabunIT๙"/>
+                <w:sz w:val="32"/>
+                <w:szCs w:val="32"/>
+              </w:rPr>
+            </w:pPr>
+            <w:r>
+              <w:rPr>
+                <w:rFonts w:ascii="TH SarabunIT๙" w:hAnsi="TH SarabunIT๙" w:cs="TH SarabunIT๙"/>
+                <w:sz w:val="32"/>
+                <w:szCs w:val="32"/>
+                <w:cs/>
+              </w:rPr>
               <w:t xml:space="preserve">ลงชื่อ ........................................................ </w:t>
             </w:r>
-            <w:r>
-              <w:rPr>
-                <w:rFonts w:ascii="TH SarabunIT๙" w:hAnsi="TH SarabunIT๙" w:cs="TH SarabunIT๙"/>
-                <w:sz w:val="32"/>
-                <w:szCs w:val="32"/>
-              </w:rPr>
-              <w:t>( {{ suspect.name }} )</w:t>
-            </w:r>
+            <w:proofErr w:type="gramStart"/>
+            <w:r>
+              <w:rPr>
+                <w:rFonts w:ascii="TH SarabunIT๙" w:hAnsi="TH SarabunIT๙" w:cs="TH SarabunIT๙"/>
+                <w:sz w:val="32"/>
+                <w:szCs w:val="32"/>
+              </w:rPr>
+              <w:t>( {{ suspect.name</w:t>
+            </w:r>
+            <w:proofErr w:type="gramEnd"/>
+            <w:r>
+              <w:rPr>
+                <w:rFonts w:ascii="TH SarabunIT๙" w:hAnsi="TH SarabunIT๙" w:cs="TH SarabunIT๙"/>
+                <w:sz w:val="32"/>
+                <w:szCs w:val="32"/>
+              </w:rPr>
+              <w:t xml:space="preserve"> }</w:t>
+            </w:r>
+            <w:proofErr w:type="gramStart"/>
+            <w:r>
+              <w:rPr>
+                <w:rFonts w:ascii="TH SarabunIT๙" w:hAnsi="TH SarabunIT๙" w:cs="TH SarabunIT๙"/>
+                <w:sz w:val="32"/>
+                <w:szCs w:val="32"/>
+              </w:rPr>
+              <w:t>} )</w:t>
+            </w:r>
+            <w:proofErr w:type="gramEnd"/>
           </w:p>
           <w:p>
             <w:pPr>

--- a/template_attachment.docx
+++ b/template_attachment.docx
@@ -22,7 +22,29 @@
           <w:szCs w:val="40"/>
           <w:cs/>
         </w:rPr>
-        <w:t>บันทึกแนบท้านเพิ่มเติม</w:t>
+        <w:t>บันทึกแนบท้า</w:t>
+      </w:r>
+      <w:r>
+        <w:rPr>
+          <w:rFonts w:ascii="TH SarabunIT๙" w:hAnsi="TH SarabunIT๙" w:cs="TH SarabunIT๙" w:hint="cs"/>
+          <w:b/>
+          <w:bCs/>
+          <w:sz w:val="32"/>
+          <w:szCs w:val="40"/>
+          <w:cs/>
+        </w:rPr>
+        <w:t>ย</w:t>
+      </w:r>
+      <w:r>
+        <w:rPr>
+          <w:rFonts w:ascii="TH SarabunIT๙" w:hAnsi="TH SarabunIT๙" w:cs="TH SarabunIT๙" w:hint="cs"/>
+          <w:b/>
+          <w:bCs/>
+          <w:sz w:val="32"/>
+          <w:szCs w:val="40"/>
+          <w:cs/>
+        </w:rPr>
+        <w:t>เพิ่มเติม</w:t>
       </w:r>
       <w:r>
         <w:rPr>
@@ -94,9 +116,9 @@
                 <w:sz w:val="32"/>
                 <w:szCs w:val="40"/>
               </w:rPr>
-              <w:t xml:space="preserve">{{ </w:t>
-            </w:r>
-            <w:proofErr w:type="spellStart"/>
+              <w:t>{{ pic</w:t>
+            </w:r>
+            <w:proofErr w:type="gramEnd"/>
             <w:r>
               <w:rPr>
                 <w:rFonts w:ascii="TH SarabunIT๙" w:hAnsi="TH SarabunIT๙" w:cs="TH SarabunIT๙"/>
@@ -105,29 +127,7 @@
                 <w:sz w:val="32"/>
                 <w:szCs w:val="40"/>
               </w:rPr>
-              <w:t>pic</w:t>
-            </w:r>
-            <w:proofErr w:type="gramEnd"/>
-            <w:r>
-              <w:rPr>
-                <w:rFonts w:ascii="TH SarabunIT๙" w:hAnsi="TH SarabunIT๙" w:cs="TH SarabunIT๙"/>
-                <w:b/>
-                <w:bCs/>
-                <w:sz w:val="32"/>
-                <w:szCs w:val="40"/>
-              </w:rPr>
-              <w:t>_front</w:t>
-            </w:r>
-            <w:proofErr w:type="spellEnd"/>
-            <w:r>
-              <w:rPr>
-                <w:rFonts w:ascii="TH SarabunIT๙" w:hAnsi="TH SarabunIT๙" w:cs="TH SarabunIT๙"/>
-                <w:b/>
-                <w:bCs/>
-                <w:sz w:val="32"/>
-                <w:szCs w:val="40"/>
-              </w:rPr>
-              <w:t xml:space="preserve"> }}</w:t>
+              <w:t>_front }}</w:t>
             </w:r>
           </w:p>
         </w:tc>
@@ -156,9 +156,9 @@
                 <w:sz w:val="32"/>
                 <w:szCs w:val="40"/>
               </w:rPr>
-              <w:t xml:space="preserve">{{ </w:t>
-            </w:r>
-            <w:proofErr w:type="spellStart"/>
+              <w:t>{{ pic</w:t>
+            </w:r>
+            <w:proofErr w:type="gramEnd"/>
             <w:r>
               <w:rPr>
                 <w:rFonts w:ascii="TH SarabunIT๙" w:hAnsi="TH SarabunIT๙" w:cs="TH SarabunIT๙"/>
@@ -167,29 +167,7 @@
                 <w:sz w:val="32"/>
                 <w:szCs w:val="40"/>
               </w:rPr>
-              <w:t>pic</w:t>
-            </w:r>
-            <w:proofErr w:type="gramEnd"/>
-            <w:r>
-              <w:rPr>
-                <w:rFonts w:ascii="TH SarabunIT๙" w:hAnsi="TH SarabunIT๙" w:cs="TH SarabunIT๙"/>
-                <w:b/>
-                <w:bCs/>
-                <w:sz w:val="32"/>
-                <w:szCs w:val="40"/>
-              </w:rPr>
-              <w:t>_left</w:t>
-            </w:r>
-            <w:proofErr w:type="spellEnd"/>
-            <w:r>
-              <w:rPr>
-                <w:rFonts w:ascii="TH SarabunIT๙" w:hAnsi="TH SarabunIT๙" w:cs="TH SarabunIT๙"/>
-                <w:b/>
-                <w:bCs/>
-                <w:sz w:val="32"/>
-                <w:szCs w:val="40"/>
-              </w:rPr>
-              <w:t xml:space="preserve"> }}</w:t>
+              <w:t>_left }}</w:t>
             </w:r>
           </w:p>
         </w:tc>
@@ -226,9 +204,9 @@
                 <w:sz w:val="32"/>
                 <w:szCs w:val="40"/>
               </w:rPr>
-              <w:t xml:space="preserve">{{ </w:t>
-            </w:r>
-            <w:proofErr w:type="spellStart"/>
+              <w:t>{{ pic</w:t>
+            </w:r>
+            <w:proofErr w:type="gramEnd"/>
             <w:r>
               <w:rPr>
                 <w:rFonts w:ascii="TH SarabunIT๙" w:hAnsi="TH SarabunIT๙" w:cs="TH SarabunIT๙"/>
@@ -237,29 +215,7 @@
                 <w:sz w:val="32"/>
                 <w:szCs w:val="40"/>
               </w:rPr>
-              <w:t>pic</w:t>
-            </w:r>
-            <w:proofErr w:type="gramEnd"/>
-            <w:r>
-              <w:rPr>
-                <w:rFonts w:ascii="TH SarabunIT๙" w:hAnsi="TH SarabunIT๙" w:cs="TH SarabunIT๙"/>
-                <w:b/>
-                <w:bCs/>
-                <w:sz w:val="32"/>
-                <w:szCs w:val="40"/>
-              </w:rPr>
-              <w:t>_right</w:t>
-            </w:r>
-            <w:proofErr w:type="spellEnd"/>
-            <w:r>
-              <w:rPr>
-                <w:rFonts w:ascii="TH SarabunIT๙" w:hAnsi="TH SarabunIT๙" w:cs="TH SarabunIT๙"/>
-                <w:b/>
-                <w:bCs/>
-                <w:sz w:val="32"/>
-                <w:szCs w:val="40"/>
-              </w:rPr>
-              <w:t xml:space="preserve"> }}</w:t>
+              <w:t>_right }}</w:t>
             </w:r>
           </w:p>
         </w:tc>
@@ -288,9 +244,9 @@
                 <w:sz w:val="32"/>
                 <w:szCs w:val="40"/>
               </w:rPr>
-              <w:t xml:space="preserve">{{ </w:t>
-            </w:r>
-            <w:proofErr w:type="spellStart"/>
+              <w:t>{{ pic</w:t>
+            </w:r>
+            <w:proofErr w:type="gramEnd"/>
             <w:r>
               <w:rPr>
                 <w:rFonts w:ascii="TH SarabunIT๙" w:hAnsi="TH SarabunIT๙" w:cs="TH SarabunIT๙"/>
@@ -299,29 +255,7 @@
                 <w:sz w:val="32"/>
                 <w:szCs w:val="40"/>
               </w:rPr>
-              <w:t>pic</w:t>
-            </w:r>
-            <w:proofErr w:type="gramEnd"/>
-            <w:r>
-              <w:rPr>
-                <w:rFonts w:ascii="TH SarabunIT๙" w:hAnsi="TH SarabunIT๙" w:cs="TH SarabunIT๙"/>
-                <w:b/>
-                <w:bCs/>
-                <w:sz w:val="32"/>
-                <w:szCs w:val="40"/>
-              </w:rPr>
-              <w:t>_back</w:t>
-            </w:r>
-            <w:proofErr w:type="spellEnd"/>
-            <w:r>
-              <w:rPr>
-                <w:rFonts w:ascii="TH SarabunIT๙" w:hAnsi="TH SarabunIT๙" w:cs="TH SarabunIT๙"/>
-                <w:b/>
-                <w:bCs/>
-                <w:sz w:val="32"/>
-                <w:szCs w:val="40"/>
-              </w:rPr>
-              <w:t xml:space="preserve"> }}</w:t>
+              <w:t>_back }}</w:t>
             </w:r>
           </w:p>
         </w:tc>
@@ -358,7 +292,7 @@
               <w:ind w:left="-106" w:firstLine="106"/>
               <w:jc w:val="center"/>
               <w:rPr>
-                <w:rFonts w:ascii="TH SarabunIT๙" w:hAnsi="TH SarabunIT๙" w:cs="TH SarabunIT๙" w:hint="cs"/>
+                <w:rFonts w:ascii="TH SarabunIT๙" w:hAnsi="TH SarabunIT๙" w:cs="TH SarabunIT๙"/>
                 <w:sz w:val="32"/>
                 <w:szCs w:val="32"/>
                 <w:cs/>
@@ -691,7 +625,7 @@
     </w:p>
     <w:sectPr>
       <w:pgSz w:w="11906" w:h="16838"/>
-      <w:pgMar w:top="1418" w:right="1134" w:bottom="1134" w:left="1701" w:header="708" w:footer="708" w:gutter="0"/>
+      <w:pgMar w:top="709" w:right="1134" w:bottom="1134" w:left="1701" w:header="708" w:footer="708" w:gutter="0"/>
       <w:cols w:space="708"/>
       <w:docGrid w:linePitch="360"/>
     </w:sectPr>
